--- a/02-VALUATION/M07/bus311-valuation-m07-l01-apex-guide.docx
+++ b/02-VALUATION/M07/bus311-valuation-m07-l01-apex-guide.docx
@@ -29,6 +29,9 @@
             <w:bottom w:w="0" w:type="dxa"/>
           </w:tblCellMar>
         </w:tblPrEx>
+        <w:trPr>
+          <w:cantSplit/>
+        </w:trPr>
         <w:tc>
           <w:tcPr>
             <w:tcW w:w="10080" w:type="dxa"/>
@@ -141,6 +144,9 @@
             <w:bottom w:w="0" w:type="dxa"/>
           </w:tblCellMar>
         </w:tblPrEx>
+        <w:trPr>
+          <w:cantSplit/>
+        </w:trPr>
         <w:tc>
           <w:tcPr>
             <w:tcW w:w="9360" w:type="dxa"/>
@@ -220,6 +226,9 @@
                   <w:bottom w:w="0" w:type="dxa"/>
                 </w:tblCellMar>
               </w:tblPrEx>
+              <w:trPr>
+                <w:cantSplit/>
+              </w:trPr>
               <w:tc>
                 <w:tcPr>
                   <w:tcW w:w="2200" w:type="dxa"/>
@@ -548,7 +557,7 @@
         <w:rPr>
           <w:color w:val="1E293B"/>
         </w:rPr>
-        <w:t>Compute six key financial ratios from a company's income statement and balance sheet</w:t>
+        <w:t>Audit seven financial ratios plus EPS and book value per share using explicit numerator and denominator definitions</w:t>
       </w:r>
     </w:p>
     <w:p>
@@ -564,7 +573,7 @@
         <w:rPr>
           <w:color w:val="1E293B"/>
         </w:rPr>
-        <w:t>Analyze how an IPO changes a company's leverage, liquidity, and profitability ratios</w:t>
+        <w:t>Build and reconcile IPO sources and uses, post-transaction balance sheets, capital structure, and per-share effects</w:t>
       </w:r>
     </w:p>
     <w:p>
@@ -580,37 +589,32 @@
         <w:rPr>
           <w:color w:val="1E293B"/>
         </w:rPr>
-        <w:t xml:space="preserve">Evaluate </w:t>
+        <w:t>Compare three proceeds-deployment scenarios and defend an offer-price and deployment recommendation</w:t>
       </w:r>
       <w:r>
         <w:rPr>
           <w:color w:val="1E293B"/>
         </w:rPr>
-        <w:t>two additional</w:t>
       </w:r>
       <w:r>
         <w:rPr>
           <w:color w:val="1E293B"/>
         </w:rPr>
-        <w:t xml:space="preserve"> </w:t>
       </w:r>
       <w:r>
         <w:rPr>
           <w:color w:val="1E293B"/>
         </w:rPr>
-        <w:t>strategy</w:t>
       </w:r>
       <w:r>
         <w:rPr>
           <w:color w:val="1E293B"/>
         </w:rPr>
-        <w:t xml:space="preserve"> types</w:t>
       </w:r>
       <w:r>
         <w:rPr>
           <w:color w:val="1E293B"/>
         </w:rPr>
-        <w:t xml:space="preserve"> for deploying IPO proceeds and defend a recommendation</w:t>
       </w:r>
     </w:p>
     <w:p>
@@ -673,6 +677,7 @@
         <w:trPr>
           <w:gridAfter w:val="1"/>
           <w:wAfter w:w="360" w:type="dxa"/>
+          <w:cantSplit/>
         </w:trPr>
         <w:tc>
           <w:tcPr>
@@ -713,6 +718,9 @@
             <w:bottom w:w="0" w:type="dxa"/>
           </w:tblCellMar>
         </w:tblPrEx>
+        <w:trPr>
+          <w:cantSplit/>
+        </w:trPr>
         <w:tc>
           <w:tcPr>
             <w:tcW w:w="2700" w:type="dxa"/>
@@ -781,6 +789,9 @@
             <w:bottom w:w="0" w:type="dxa"/>
           </w:tblCellMar>
         </w:tblPrEx>
+        <w:trPr>
+          <w:cantSplit/>
+        </w:trPr>
         <w:tc>
           <w:tcPr>
             <w:tcW w:w="2700" w:type="dxa"/>
@@ -849,6 +860,9 @@
             <w:bottom w:w="0" w:type="dxa"/>
           </w:tblCellMar>
         </w:tblPrEx>
+        <w:trPr>
+          <w:cantSplit/>
+        </w:trPr>
         <w:tc>
           <w:tcPr>
             <w:tcW w:w="2700" w:type="dxa"/>
@@ -917,6 +931,9 @@
             <w:bottom w:w="0" w:type="dxa"/>
           </w:tblCellMar>
         </w:tblPrEx>
+        <w:trPr>
+          <w:cantSplit/>
+        </w:trPr>
         <w:tc>
           <w:tcPr>
             <w:tcW w:w="2700" w:type="dxa"/>
@@ -985,6 +1002,9 @@
             <w:bottom w:w="0" w:type="dxa"/>
           </w:tblCellMar>
         </w:tblPrEx>
+        <w:trPr>
+          <w:cantSplit/>
+        </w:trPr>
         <w:tc>
           <w:tcPr>
             <w:tcW w:w="2700" w:type="dxa"/>
@@ -1054,6 +1074,9 @@
             <w:bottom w:w="0" w:type="dxa"/>
           </w:tblCellMar>
         </w:tblPrEx>
+        <w:trPr>
+          <w:cantSplit/>
+        </w:trPr>
         <w:tc>
           <w:tcPr>
             <w:tcW w:w="2700" w:type="dxa"/>
@@ -1122,6 +1145,9 @@
             <w:bottom w:w="0" w:type="dxa"/>
           </w:tblCellMar>
         </w:tblPrEx>
+        <w:trPr>
+          <w:cantSplit/>
+        </w:trPr>
         <w:tc>
           <w:tcPr>
             <w:tcW w:w="2700" w:type="dxa"/>
@@ -1190,6 +1216,9 @@
             <w:bottom w:w="0" w:type="dxa"/>
           </w:tblCellMar>
         </w:tblPrEx>
+        <w:trPr>
+          <w:cantSplit/>
+        </w:trPr>
         <w:tc>
           <w:tcPr>
             <w:tcW w:w="2700" w:type="dxa"/>
@@ -1258,6 +1287,9 @@
             <w:bottom w:w="0" w:type="dxa"/>
           </w:tblCellMar>
         </w:tblPrEx>
+        <w:trPr>
+          <w:cantSplit/>
+        </w:trPr>
         <w:tc>
           <w:tcPr>
             <w:tcW w:w="2700" w:type="dxa"/>
@@ -1326,6 +1358,9 @@
             <w:bottom w:w="0" w:type="dxa"/>
           </w:tblCellMar>
         </w:tblPrEx>
+        <w:trPr>
+          <w:cantSplit/>
+        </w:trPr>
         <w:tc>
           <w:tcPr>
             <w:tcW w:w="2700" w:type="dxa"/>
@@ -1420,6 +1455,9 @@
             <w:bottom w:w="0" w:type="dxa"/>
           </w:tblCellMar>
         </w:tblPrEx>
+        <w:trPr>
+          <w:cantSplit/>
+        </w:trPr>
         <w:tc>
           <w:tcPr>
             <w:tcW w:w="9360" w:type="dxa"/>
@@ -1502,7 +1540,7 @@
         <w:rPr>
           <w:color w:val="1E293B"/>
         </w:rPr>
-        <w:t>The Excel workbook contains four student tabs. Complete them in order — each tab builds on the previous one.</w:t>
+        <w:t>The Excel workbook contains four main student tabs plus a scenario-earnings schedule. Complete them in order because each tab builds on linked assumptions and prior calculations.</w:t>
       </w:r>
     </w:p>
     <w:p>
@@ -1537,6 +1575,9 @@
             <w:bottom w:w="0" w:type="dxa"/>
           </w:tblCellMar>
         </w:tblPrEx>
+        <w:trPr>
+          <w:cantSplit/>
+        </w:trPr>
         <w:tc>
           <w:tcPr>
             <w:tcW w:w="9360" w:type="dxa"/>
@@ -1565,7 +1606,7 @@
                 <w:sz w:val="26"/>
                 <w:szCs w:val="26"/>
               </w:rPr>
-              <w:t>Tab 1 — Company Profile</w:t>
+              <w:t>Tab 1 — Assumptions &amp; Source Data   —   5 min (review only)</w:t>
             </w:r>
             <w:r>
               <w:rPr>
@@ -1573,7 +1614,6 @@
                 <w:sz w:val="20"/>
                 <w:szCs w:val="20"/>
               </w:rPr>
-              <w:t xml:space="preserve">   —   5 min (review only)</w:t>
             </w:r>
           </w:p>
           <w:p>
@@ -1583,7 +1623,7 @@
                 <w:sz w:val="20"/>
                 <w:szCs w:val="20"/>
               </w:rPr>
-              <w:t>Understand the financial foundation before you start building models.</w:t>
+              <w:t>Confirm the financial foundation and modeling conventions before building any downstream formulas.</w:t>
             </w:r>
           </w:p>
         </w:tc>
@@ -1595,6 +1635,9 @@
             <w:bottom w:w="0" w:type="dxa"/>
           </w:tblCellMar>
         </w:tblPrEx>
+        <w:trPr>
+          <w:cantSplit/>
+        </w:trPr>
         <w:tc>
           <w:tcPr>
             <w:tcW w:w="9360" w:type="dxa"/>
@@ -1638,7 +1681,7 @@
                 <w:sz w:val="21"/>
                 <w:szCs w:val="21"/>
               </w:rPr>
-              <w:t>Review the pre-IPO Income Statement and Balance Sheet — these are provided for you.</w:t>
+              <w:t>Review the centralized pre-IPO income statement, balance sheet, valuation inputs, IPO terms, and scenario definitions.</w:t>
             </w:r>
           </w:p>
           <w:p>
@@ -1656,7 +1699,7 @@
                 <w:sz w:val="21"/>
                 <w:szCs w:val="21"/>
               </w:rPr>
-              <w:t>Familiarize yourself with the Key Assumptions table on the right side of the sheet.</w:t>
+              <w:t>Confirm that every hardcoded case fact appears only on the assumptions tab and that units are consistent.</w:t>
             </w:r>
           </w:p>
           <w:p>
@@ -1674,7 +1717,7 @@
                 <w:sz w:val="21"/>
                 <w:szCs w:val="21"/>
               </w:rPr>
-              <w:t>Note the color-code legend: yellow cells = your formula input; black text = provided data.</w:t>
+              <w:t>Use the color legend: yellow/blue cells are student build cells; gray/black cells are provided assumptions.</w:t>
             </w:r>
           </w:p>
           <w:p>
@@ -1692,7 +1735,7 @@
                 <w:sz w:val="21"/>
                 <w:szCs w:val="21"/>
               </w:rPr>
-              <w:t>You do not need to enter any formulas on this tab.</w:t>
+              <w:t>Do not overwrite provided assumptions; audit the supplied baseline totals and source note before continuing.</w:t>
             </w:r>
           </w:p>
           <w:p>
@@ -1727,6 +1770,9 @@
                   <w:bottom w:w="0" w:type="dxa"/>
                 </w:tblCellMar>
               </w:tblPrEx>
+              <w:trPr>
+                <w:cantSplit/>
+              </w:trPr>
               <w:tc>
                 <w:tcPr>
                   <w:tcW w:w="8900" w:type="dxa"/>
@@ -1811,6 +1857,9 @@
             <w:bottom w:w="0" w:type="dxa"/>
           </w:tblCellMar>
         </w:tblPrEx>
+        <w:trPr>
+          <w:cantSplit/>
+        </w:trPr>
         <w:tc>
           <w:tcPr>
             <w:tcW w:w="9360" w:type="dxa"/>
@@ -1857,7 +1906,7 @@
                 <w:sz w:val="20"/>
                 <w:szCs w:val="20"/>
               </w:rPr>
-              <w:t>Build two valuation models to estimate the fair value of Apex stock.</w:t>
+              <w:t>Build DDM, FCFF, and relative valuation models to triangulate the proposed offer price.</w:t>
             </w:r>
           </w:p>
         </w:tc>
@@ -1869,6 +1918,9 @@
             <w:bottom w:w="0" w:type="dxa"/>
           </w:tblCellMar>
         </w:tblPrEx>
+        <w:trPr>
+          <w:cantSplit/>
+        </w:trPr>
         <w:tc>
           <w:tcPr>
             <w:tcW w:w="9360" w:type="dxa"/>
@@ -1912,7 +1964,7 @@
                 <w:sz w:val="21"/>
                 <w:szCs w:val="21"/>
               </w:rPr>
-              <w:t>Part A — DDM: Enter the formula =D1/(r-g) in cell C12 using the dividend, required return, and growth rate from rows 6–8.</w:t>
+              <w:t>Part A — DDM: Build the constant-growth valuation with linked assumptions and verify that required return exceeds perpetual growth.</w:t>
             </w:r>
           </w:p>
           <w:p>
@@ -1930,8 +1982,7 @@
                 <w:sz w:val="21"/>
                 <w:szCs w:val="21"/>
               </w:rPr>
-              <w:lastRenderedPageBreak/>
-              <w:t>Part B — FCF Model: Calculate Enterprise Value (Step 1), Equity Value (Step 2), and Price Per Share (Step 3) in cells G11, G12, and G13.</w:t>
+              <w:t>Part B — FCFF: Build enterprise value, the pre-money equity bridge, and pre-IPO value per share with the correct claim and share-count denominators.</w:t>
             </w:r>
           </w:p>
           <w:p>
@@ -1949,7 +2000,7 @@
                 <w:sz w:val="21"/>
                 <w:szCs w:val="21"/>
               </w:rPr>
-              <w:t>Part C — Summary: Link your calculated prices into the comparison table and write one observation sentence for each model.</w:t>
+              <w:t>Parts C–D — Relative valuation and comparison: build P/E and P/S cross-checks, link every model into the comparison table, and assess reliability without mechanically averaging results.</w:t>
             </w:r>
           </w:p>
           <w:p>
@@ -1984,6 +2035,9 @@
                   <w:bottom w:w="0" w:type="dxa"/>
                 </w:tblCellMar>
               </w:tblPrEx>
+              <w:trPr>
+                <w:cantSplit/>
+              </w:trPr>
               <w:tc>
                 <w:tcPr>
                   <w:tcW w:w="8900" w:type="dxa"/>
@@ -2009,7 +2063,7 @@
                       <w:sz w:val="20"/>
                       <w:szCs w:val="20"/>
                     </w:rPr>
-                    <w:t>💡</w:t>
+                    <w:t>💡  Tip: Do not assume any model must be above or below the offer. Investigate the assumptions, claim definitions, peer comparability, and valuation checks before drawing a conclusion.</w:t>
                   </w:r>
                   <w:r>
                     <w:rPr>
@@ -2017,7 +2071,6 @@
                       <w:sz w:val="20"/>
                       <w:szCs w:val="20"/>
                     </w:rPr>
-                    <w:t xml:space="preserve">  Tip</w:t>
                   </w:r>
                   <w:proofErr w:type="gramEnd"/>
                   <w:r>
@@ -2026,7 +2079,6 @@
                       <w:sz w:val="20"/>
                       <w:szCs w:val="20"/>
                     </w:rPr>
-                    <w:t>: Your DDM and FCF prices will likely be lower than the $20.00 IPO offer price. That is expected — real IPOs are often priced above pure model values to reflect growth potential and investor demand.</w:t>
                   </w:r>
                 </w:p>
               </w:tc>
@@ -2042,6 +2094,9 @@
             <w:bottom w:w="0" w:type="dxa"/>
           </w:tblCellMar>
         </w:tblPrEx>
+        <w:trPr>
+          <w:cantSplit/>
+        </w:trPr>
         <w:tc>
           <w:tcPr>
             <w:tcW w:w="9360" w:type="dxa"/>
@@ -2074,8 +2129,7 @@
                 <w:bCs/>
                 <w:color w:val="1E2761"/>
               </w:rPr>
-              <w:lastRenderedPageBreak/>
-              <w:t>Tab 2</w:t>
+              <w:t>Tab 2A — Build Scenario Earnings and EPS   —   5 min</w:t>
             </w:r>
             <w:r>
               <w:rPr>
@@ -2083,7 +2137,6 @@
                 <w:bCs/>
                 <w:color w:val="1E2761"/>
               </w:rPr>
-              <w:t>A</w:t>
             </w:r>
             <w:r>
               <w:rPr>
@@ -2091,7 +2144,6 @@
                 <w:bCs/>
                 <w:color w:val="1E2761"/>
               </w:rPr>
-              <w:t xml:space="preserve"> — </w:t>
             </w:r>
             <w:r>
               <w:rPr>
@@ -2099,7 +2151,6 @@
                 <w:bCs/>
                 <w:color w:val="1E2761"/>
               </w:rPr>
-              <w:t>Calculate the Net Income Under all</w:t>
             </w:r>
             <w:r>
               <w:rPr>
@@ -2107,7 +2158,6 @@
                 <w:bCs/>
                 <w:color w:val="1E2761"/>
               </w:rPr>
-              <w:t xml:space="preserve"> scenarios</w:t>
             </w:r>
             <w:r>
               <w:rPr>
@@ -2115,7 +2165,6 @@
                 <w:bCs/>
                 <w:color w:val="1E2761"/>
               </w:rPr>
-              <w:t xml:space="preserve">   —   </w:t>
             </w:r>
             <w:r>
               <w:rPr>
@@ -2123,7 +2172,6 @@
                 <w:bCs/>
                 <w:color w:val="1E2761"/>
               </w:rPr>
-              <w:t>5</w:t>
             </w:r>
             <w:r>
               <w:rPr>
@@ -2131,7 +2179,6 @@
                 <w:bCs/>
                 <w:color w:val="1E2761"/>
               </w:rPr>
-              <w:t xml:space="preserve"> min</w:t>
             </w:r>
           </w:p>
           <w:p>
@@ -2205,6 +2252,9 @@
             <w:bottom w:w="0" w:type="dxa"/>
           </w:tblCellMar>
         </w:tblPrEx>
+        <w:trPr>
+          <w:cantSplit/>
+        </w:trPr>
         <w:tc>
           <w:tcPr>
             <w:tcW w:w="9360" w:type="dxa"/>
@@ -2260,7 +2310,7 @@
                 <w:bCs/>
                 <w:color w:val="1E2761"/>
               </w:rPr>
-              <w:t>Use this table format to calculate the net income.</w:t>
+              <w:t>Build each scenario income statement from linked operating assumptions and the post-transaction debt schedule.</w:t>
             </w:r>
           </w:p>
           <w:p>
@@ -2283,7 +2333,7 @@
                 <w:bCs/>
                 <w:color w:val="1E2761"/>
               </w:rPr>
-              <w:t>Income tax</w:t>
+              <w:t>Trace how interest expense changes earnings before tax, income tax, net income, and EPS.</w:t>
             </w:r>
             <w:r>
               <w:rPr>
@@ -2291,7 +2341,6 @@
                 <w:bCs/>
                 <w:color w:val="1E2761"/>
               </w:rPr>
-              <w:t xml:space="preserve"> paid</w:t>
             </w:r>
             <w:r>
               <w:rPr>
@@ -2299,7 +2348,6 @@
                 <w:bCs/>
                 <w:color w:val="1E2761"/>
               </w:rPr>
-              <w:t xml:space="preserve"> will </w:t>
             </w:r>
             <w:r>
               <w:rPr>
@@ -2307,7 +2355,6 @@
                 <w:bCs/>
                 <w:color w:val="1E2761"/>
               </w:rPr>
-              <w:t xml:space="preserve">need to </w:t>
             </w:r>
             <w:r>
               <w:rPr>
@@ -2315,7 +2362,6 @@
                 <w:bCs/>
                 <w:color w:val="1E2761"/>
               </w:rPr>
-              <w:t>increase as the interest payment tax shield</w:t>
             </w:r>
             <w:r>
               <w:rPr>
@@ -2323,7 +2369,6 @@
                 <w:bCs/>
                 <w:color w:val="1E2761"/>
               </w:rPr>
-              <w:t xml:space="preserve"> benefit</w:t>
             </w:r>
             <w:r>
               <w:rPr>
@@ -2331,7 +2376,6 @@
                 <w:bCs/>
                 <w:color w:val="1E2761"/>
               </w:rPr>
-              <w:t xml:space="preserve"> is reduced</w:t>
             </w:r>
           </w:p>
           <w:p>
@@ -2354,7 +2398,7 @@
                 <w:bCs/>
                 <w:color w:val="1E2761"/>
               </w:rPr>
-              <w:t>NI is</w:t>
+              <w:t>Use the earnings identity and EPS checks to audit each scenario before using the outputs.</w:t>
             </w:r>
             <w:r>
               <w:rPr>
@@ -2362,7 +2406,6 @@
                 <w:bCs/>
                 <w:color w:val="1E2761"/>
               </w:rPr>
-              <w:t xml:space="preserve"> improved by the interest saved, but it is slightly offset by the additional tax dollars paid</w:t>
             </w:r>
             <w:r>
               <w:rPr>
@@ -2370,7 +2413,6 @@
                 <w:bCs/>
                 <w:color w:val="1E2761"/>
               </w:rPr>
-              <w:t>.</w:t>
             </w:r>
           </w:p>
           <w:p>
@@ -2410,6 +2452,9 @@
                   <w:bottom w:w="0" w:type="dxa"/>
                 </w:tblCellMar>
               </w:tblPrEx>
+              <w:trPr>
+                <w:cantSplit/>
+              </w:trPr>
               <w:tc>
                 <w:tcPr>
                   <w:tcW w:w="8900" w:type="dxa"/>
@@ -2504,6 +2549,9 @@
             <w:bottom w:w="0" w:type="dxa"/>
           </w:tblCellMar>
         </w:tblPrEx>
+        <w:trPr>
+          <w:cantSplit/>
+        </w:trPr>
         <w:tc>
           <w:tcPr>
             <w:tcW w:w="9360" w:type="dxa"/>
@@ -2550,7 +2598,7 @@
                 <w:sz w:val="20"/>
                 <w:szCs w:val="20"/>
               </w:rPr>
-              <w:t>Calculate six key financial ratios before and after the IPO.</w:t>
+              <w:t>Calculate nine audited financial and per-share metrics for the pre-IPO case and all three scenarios.</w:t>
             </w:r>
           </w:p>
         </w:tc>
@@ -2562,6 +2610,9 @@
             <w:bottom w:w="0" w:type="dxa"/>
           </w:tblCellMar>
         </w:tblPrEx>
+        <w:trPr>
+          <w:cantSplit/>
+        </w:trPr>
         <w:tc>
           <w:tcPr>
             <w:tcW w:w="9360" w:type="dxa"/>
@@ -2605,7 +2656,7 @@
                 <w:sz w:val="21"/>
                 <w:szCs w:val="21"/>
               </w:rPr>
-              <w:t xml:space="preserve">First, complete the Post-IPO Balance Sheet Adjustments section at the top. Calculate the </w:t>
+              <w:t>Use the reconciled scenario balance sheets and earnings schedule as the source for every ratio numerator and denominator.</w:t>
             </w:r>
             <w:proofErr w:type="gramStart"/>
             <w:r>
@@ -2614,7 +2665,6 @@
                 <w:sz w:val="21"/>
                 <w:szCs w:val="21"/>
               </w:rPr>
-              <w:t>Post-IPO</w:t>
             </w:r>
             <w:proofErr w:type="gramEnd"/>
             <w:r>
@@ -2623,7 +2673,6 @@
                 <w:sz w:val="21"/>
                 <w:szCs w:val="21"/>
               </w:rPr>
-              <w:t xml:space="preserve"> values in column F (yellow cells) by applying the IPO impact to each line item.</w:t>
             </w:r>
           </w:p>
           <w:p>
@@ -2641,7 +2690,7 @@
                 <w:sz w:val="21"/>
                 <w:szCs w:val="21"/>
               </w:rPr>
-              <w:t xml:space="preserve">Then calculate each ratio in the </w:t>
+              <w:t>Build the pre-IPO baseline and each scenario column with linked formulas; do not type case numbers into calculation formulas.</w:t>
             </w:r>
             <w:proofErr w:type="gramStart"/>
             <w:r>
@@ -2650,7 +2699,6 @@
                 <w:sz w:val="21"/>
                 <w:szCs w:val="21"/>
               </w:rPr>
-              <w:t>Pre-IPO</w:t>
             </w:r>
             <w:proofErr w:type="gramEnd"/>
             <w:r>
@@ -2659,7 +2707,6 @@
                 <w:sz w:val="21"/>
                 <w:szCs w:val="21"/>
               </w:rPr>
-              <w:t xml:space="preserve"> (column D) and Post-IPO (column E) columns using Excel formulas — do not hardcode numbers.</w:t>
             </w:r>
           </w:p>
           <w:p>
@@ -2677,7 +2724,7 @@
                 <w:sz w:val="21"/>
                 <w:szCs w:val="21"/>
               </w:rPr>
-              <w:t>Column F asks you to calculate the change (Post-IPO minus Pre-IPO).</w:t>
+              <w:t>Audit debt-to-equity, current ratio, interest coverage, simplified ROE and ROA, liabilities-to-assets, net profit margin, EPS, and book value per share.</w:t>
             </w:r>
           </w:p>
           <w:p>
@@ -2695,7 +2742,7 @@
                 <w:sz w:val="21"/>
                 <w:szCs w:val="21"/>
               </w:rPr>
-              <w:t>Answer the three Reflection Questions at the bottom of the tab in the yellow text boxes.</w:t>
+              <w:t>Answer the reflection and audit questions with evidence from the linked model.</w:t>
             </w:r>
           </w:p>
           <w:p>
@@ -2730,6 +2777,9 @@
                   <w:bottom w:w="0" w:type="dxa"/>
                 </w:tblCellMar>
               </w:tblPrEx>
+              <w:trPr>
+                <w:cantSplit/>
+              </w:trPr>
               <w:tc>
                 <w:tcPr>
                   <w:tcW w:w="8900" w:type="dxa"/>
@@ -2755,8 +2805,7 @@
                       <w:sz w:val="20"/>
                       <w:szCs w:val="20"/>
                     </w:rPr>
-                    <w:lastRenderedPageBreak/>
-                    <w:t>💡</w:t>
+                    <w:t>💡  Tip: Do not use a ratio until you have confirmed its numerator, denominator, period, and relevant scenario source cells.</w:t>
                   </w:r>
                   <w:r>
                     <w:rPr>
@@ -2764,7 +2813,6 @@
                       <w:sz w:val="20"/>
                       <w:szCs w:val="20"/>
                     </w:rPr>
-                    <w:t xml:space="preserve">  Tip</w:t>
                   </w:r>
                   <w:proofErr w:type="gramEnd"/>
                   <w:r>
@@ -2773,7 +2821,6 @@
                       <w:sz w:val="20"/>
                       <w:szCs w:val="20"/>
                     </w:rPr>
-                    <w:t>: For the Post-IPO scenario on Tab 3, Apex uses 50% of proceeds ($200M) to pay down debt and 50% ($200M) for new capital expenditures.</w:t>
                   </w:r>
                 </w:p>
               </w:tc>
@@ -2815,6 +2862,9 @@
             <w:bottom w:w="0" w:type="dxa"/>
           </w:tblCellMar>
         </w:tblPrEx>
+        <w:trPr>
+          <w:cantSplit/>
+        </w:trPr>
         <w:tc>
           <w:tcPr>
             <w:tcW w:w="9360" w:type="dxa"/>
@@ -2861,7 +2911,7 @@
                 <w:sz w:val="20"/>
                 <w:szCs w:val="20"/>
               </w:rPr>
-              <w:t>Compare three different IPO proceeds strategies and recommend the best one.</w:t>
+              <w:t>Reconcile three IPO proceeds strategies and defend both the offer price and the deployment choice.</w:t>
             </w:r>
           </w:p>
         </w:tc>
@@ -2873,6 +2923,9 @@
             <w:bottom w:w="0" w:type="dxa"/>
           </w:tblCellMar>
         </w:tblPrEx>
+        <w:trPr>
+          <w:cantSplit/>
+        </w:trPr>
         <w:tc>
           <w:tcPr>
             <w:tcW w:w="9360" w:type="dxa"/>
@@ -2916,7 +2969,7 @@
                 <w:sz w:val="21"/>
                 <w:szCs w:val="21"/>
               </w:rPr>
-              <w:t>Review the three scenarios described at the top: Scenario A (all debt paydown), Scenario B (all capex investment), Scenario C (balanced 50/50 split).</w:t>
+              <w:t>Review the centralized scenario assumptions: maximum feasible debt reduction with excess cash retained, growth capex, and a balanced debt/capex mix.</w:t>
             </w:r>
           </w:p>
           <w:p>
@@ -2934,7 +2987,7 @@
                 <w:sz w:val="21"/>
                 <w:szCs w:val="21"/>
               </w:rPr>
-              <w:t xml:space="preserve">Complete the ratio impact table by calculating all six ratios under each scenario. The </w:t>
+              <w:t>Build gross-to-net sources and uses, post-transaction balance sheets, capital structure, per-share effects, and all required tie-out checks for each scenario.</w:t>
             </w:r>
             <w:proofErr w:type="gramStart"/>
             <w:r>
@@ -2943,7 +2996,6 @@
                 <w:sz w:val="21"/>
                 <w:szCs w:val="21"/>
               </w:rPr>
-              <w:t>Pre-IPO</w:t>
             </w:r>
             <w:proofErr w:type="gramEnd"/>
             <w:r>
@@ -2952,7 +3004,6 @@
                 <w:sz w:val="21"/>
                 <w:szCs w:val="21"/>
               </w:rPr>
-              <w:t xml:space="preserve"> baseline column is already filled in.</w:t>
             </w:r>
           </w:p>
           <w:p>
@@ -2970,7 +3021,7 @@
                 <w:sz w:val="21"/>
                 <w:szCs w:val="21"/>
               </w:rPr>
-              <w:t>In the Analysis section at the bottom, identify the best scenario for each evaluation criterion and write a one-sentence justification.</w:t>
+              <w:t>In the recommendation section, state an offer-price decision, choose a deployment scenario, and cite valuation, balance-sheet, per-share, and ratio evidence.</w:t>
             </w:r>
           </w:p>
           <w:p>
@@ -2988,7 +3039,7 @@
                 <w:sz w:val="21"/>
                 <w:szCs w:val="21"/>
               </w:rPr>
-              <w:t>Use the Hint box provided if you need help setting up Scenario A calculations.</w:t>
+              <w:t>Resolve every CHECK before interpreting the scenario; a zero-interest case should display N/M rather than a misleading zero coverage ratio.</w:t>
             </w:r>
           </w:p>
           <w:p>
@@ -3023,6 +3074,9 @@
                   <w:bottom w:w="0" w:type="dxa"/>
                 </w:tblCellMar>
               </w:tblPrEx>
+              <w:trPr>
+                <w:cantSplit/>
+              </w:trPr>
               <w:tc>
                 <w:tcPr>
                   <w:tcW w:w="8900" w:type="dxa"/>
@@ -3048,7 +3102,7 @@
                       <w:sz w:val="20"/>
                       <w:szCs w:val="20"/>
                     </w:rPr>
-                    <w:t>💡</w:t>
+                    <w:t>💡  Tip: Think carefully: a use of proceeds cannot exceed the liability being repaid. Track any excess as cash and explain why year-one ratios may not capture long-run returns from investment.</w:t>
                   </w:r>
                   <w:r>
                     <w:rPr>
@@ -3056,7 +3110,6 @@
                       <w:sz w:val="20"/>
                       <w:szCs w:val="20"/>
                     </w:rPr>
-                    <w:t xml:space="preserve">  Tip</w:t>
                   </w:r>
                   <w:proofErr w:type="gramEnd"/>
                   <w:r>
@@ -3065,7 +3118,6 @@
                       <w:sz w:val="20"/>
                       <w:szCs w:val="20"/>
                     </w:rPr>
-                    <w:t xml:space="preserve">: Think carefully: Scenario A eliminates all interest expense, which directly increases Net Income. Scenario B adds $400M in assets but keeps debt unchanged. How does each </w:t>
                   </w:r>
                   <w:proofErr w:type="gramStart"/>
                   <w:r>
@@ -3074,7 +3126,6 @@
                       <w:sz w:val="20"/>
                       <w:szCs w:val="20"/>
                     </w:rPr>
-                    <w:t>affect</w:t>
                   </w:r>
                   <w:proofErr w:type="gramEnd"/>
                   <w:r>
@@ -3083,7 +3134,6 @@
                       <w:sz w:val="20"/>
                       <w:szCs w:val="20"/>
                     </w:rPr>
-                    <w:t xml:space="preserve"> ROE differently?</w:t>
                   </w:r>
                 </w:p>
               </w:tc>
@@ -3135,7 +3185,7 @@
         <w:rPr>
           <w:color w:val="1E293B"/>
         </w:rPr>
-        <w:t>All formulas you need are provided below. Use cell references (not hardcoded values) in every yellow input cell.</w:t>
+        <w:t>The reference sheet defines each relationship. Translate the definitions into linked cell formulas and use the workbook checks to audit the result.</w:t>
       </w:r>
     </w:p>
     <w:p>
@@ -3174,6 +3224,7 @@
         </w:tblPrEx>
         <w:trPr>
           <w:tblHeader/>
+          <w:cantSplit/>
         </w:trPr>
         <w:tc>
           <w:tcPr>
@@ -3285,6 +3336,9 @@
             <w:bottom w:w="0" w:type="dxa"/>
           </w:tblCellMar>
         </w:tblPrEx>
+        <w:trPr>
+          <w:cantSplit/>
+        </w:trPr>
         <w:tc>
           <w:tcPr>
             <w:tcW w:w="2800" w:type="dxa"/>
@@ -3441,6 +3495,9 @@
             <w:bottom w:w="0" w:type="dxa"/>
           </w:tblCellMar>
         </w:tblPrEx>
+        <w:trPr>
+          <w:cantSplit/>
+        </w:trPr>
         <w:tc>
           <w:tcPr>
             <w:tcW w:w="2800" w:type="dxa"/>
@@ -3597,6 +3654,9 @@
             <w:bottom w:w="0" w:type="dxa"/>
           </w:tblCellMar>
         </w:tblPrEx>
+        <w:trPr>
+          <w:cantSplit/>
+        </w:trPr>
         <w:tc>
           <w:tcPr>
             <w:tcW w:w="2800" w:type="dxa"/>
@@ -3727,6 +3787,9 @@
             <w:bottom w:w="0" w:type="dxa"/>
           </w:tblCellMar>
         </w:tblPrEx>
+        <w:trPr>
+          <w:cantSplit/>
+        </w:trPr>
         <w:tc>
           <w:tcPr>
             <w:tcW w:w="2800" w:type="dxa"/>
@@ -3857,6 +3920,9 @@
             <w:bottom w:w="0" w:type="dxa"/>
           </w:tblCellMar>
         </w:tblPrEx>
+        <w:trPr>
+          <w:cantSplit/>
+        </w:trPr>
         <w:tc>
           <w:tcPr>
             <w:tcW w:w="2800" w:type="dxa"/>
@@ -3997,6 +4063,9 @@
             <w:bottom w:w="0" w:type="dxa"/>
           </w:tblCellMar>
         </w:tblPrEx>
+        <w:trPr>
+          <w:cantSplit/>
+        </w:trPr>
         <w:tc>
           <w:tcPr>
             <w:tcW w:w="2800" w:type="dxa"/>
@@ -4127,6 +4196,9 @@
             <w:bottom w:w="0" w:type="dxa"/>
           </w:tblCellMar>
         </w:tblPrEx>
+        <w:trPr>
+          <w:cantSplit/>
+        </w:trPr>
         <w:tc>
           <w:tcPr>
             <w:tcW w:w="2800" w:type="dxa"/>
@@ -4257,6 +4329,9 @@
             <w:bottom w:w="0" w:type="dxa"/>
           </w:tblCellMar>
         </w:tblPrEx>
+        <w:trPr>
+          <w:cantSplit/>
+        </w:trPr>
         <w:tc>
           <w:tcPr>
             <w:tcW w:w="2800" w:type="dxa"/>
@@ -4387,6 +4462,9 @@
             <w:bottom w:w="0" w:type="dxa"/>
           </w:tblCellMar>
         </w:tblPrEx>
+        <w:trPr>
+          <w:cantSplit/>
+        </w:trPr>
         <w:tc>
           <w:tcPr>
             <w:tcW w:w="2800" w:type="dxa"/>
@@ -4414,7 +4492,7 @@
                 <w:sz w:val="21"/>
                 <w:szCs w:val="21"/>
               </w:rPr>
-              <w:t>Debt Ratio</w:t>
+              <w:t>Liabilities-to-Assets</w:t>
             </w:r>
           </w:p>
         </w:tc>
@@ -4517,6 +4595,9 @@
             <w:bottom w:w="0" w:type="dxa"/>
           </w:tblCellMar>
         </w:tblPrEx>
+        <w:trPr>
+          <w:cantSplit/>
+        </w:trPr>
         <w:tc>
           <w:tcPr>
             <w:tcW w:w="2800" w:type="dxa"/>
@@ -4692,6 +4773,7 @@
         </w:tblPrEx>
         <w:trPr>
           <w:tblHeader/>
+          <w:cantSplit/>
         </w:trPr>
         <w:tc>
           <w:tcPr>
@@ -4803,6 +4885,9 @@
             <w:bottom w:w="0" w:type="dxa"/>
           </w:tblCellMar>
         </w:tblPrEx>
+        <w:trPr>
+          <w:cantSplit/>
+        </w:trPr>
         <w:tc>
           <w:tcPr>
             <w:tcW w:w="2200" w:type="dxa"/>
@@ -4905,6 +4990,9 @@
             <w:bottom w:w="0" w:type="dxa"/>
           </w:tblCellMar>
         </w:tblPrEx>
+        <w:trPr>
+          <w:cantSplit/>
+        </w:trPr>
         <w:tc>
           <w:tcPr>
             <w:tcW w:w="2200" w:type="dxa"/>
@@ -5007,6 +5095,9 @@
             <w:bottom w:w="0" w:type="dxa"/>
           </w:tblCellMar>
         </w:tblPrEx>
+        <w:trPr>
+          <w:cantSplit/>
+        </w:trPr>
         <w:tc>
           <w:tcPr>
             <w:tcW w:w="2200" w:type="dxa"/>
@@ -5037,7 +5128,7 @@
                 <w:sz w:val="21"/>
                 <w:szCs w:val="21"/>
               </w:rPr>
-              <w:t>Light blue background, black text</w:t>
+              <w:t>Gray background, black text</w:t>
             </w:r>
           </w:p>
         </w:tc>
@@ -5066,7 +5157,7 @@
                 <w:sz w:val="21"/>
                 <w:szCs w:val="21"/>
               </w:rPr>
-              <w:t>Formula result — the cell will auto-calculate once you complete the inputs above it.</w:t>
+              <w:t>Provided assumption or formula output — reference it without retyping the value.</w:t>
             </w:r>
           </w:p>
         </w:tc>
@@ -5097,7 +5188,7 @@
                 <w:sz w:val="21"/>
                 <w:szCs w:val="21"/>
               </w:rPr>
-              <w:t>Your formula goes here — use = and reference other cells.</w:t>
+              <w:t>Trace the source cell and preserve the workbook's units.</w:t>
             </w:r>
           </w:p>
         </w:tc>
@@ -5109,6 +5200,9 @@
             <w:bottom w:w="0" w:type="dxa"/>
           </w:tblCellMar>
         </w:tblPrEx>
+        <w:trPr>
+          <w:cantSplit/>
+        </w:trPr>
         <w:tc>
           <w:tcPr>
             <w:tcW w:w="2200" w:type="dxa"/>
@@ -5264,6 +5358,7 @@
         </w:tblPrEx>
         <w:trPr>
           <w:tblHeader/>
+          <w:cantSplit/>
         </w:trPr>
         <w:tc>
           <w:tcPr>
@@ -5341,6 +5436,9 @@
             <w:bottom w:w="0" w:type="dxa"/>
           </w:tblCellMar>
         </w:tblPrEx>
+        <w:trPr>
+          <w:cantSplit/>
+        </w:trPr>
         <w:tc>
           <w:tcPr>
             <w:tcW w:w="2600" w:type="dxa"/>
@@ -5409,6 +5507,9 @@
             <w:bottom w:w="0" w:type="dxa"/>
           </w:tblCellMar>
         </w:tblPrEx>
+        <w:trPr>
+          <w:cantSplit/>
+        </w:trPr>
         <w:tc>
           <w:tcPr>
             <w:tcW w:w="2600" w:type="dxa"/>
@@ -5477,6 +5578,9 @@
             <w:bottom w:w="0" w:type="dxa"/>
           </w:tblCellMar>
         </w:tblPrEx>
+        <w:trPr>
+          <w:cantSplit/>
+        </w:trPr>
         <w:tc>
           <w:tcPr>
             <w:tcW w:w="2600" w:type="dxa"/>
@@ -5545,6 +5649,9 @@
             <w:bottom w:w="0" w:type="dxa"/>
           </w:tblCellMar>
         </w:tblPrEx>
+        <w:trPr>
+          <w:cantSplit/>
+        </w:trPr>
         <w:tc>
           <w:tcPr>
             <w:tcW w:w="2600" w:type="dxa"/>
@@ -5613,6 +5720,9 @@
             <w:bottom w:w="0" w:type="dxa"/>
           </w:tblCellMar>
         </w:tblPrEx>
+        <w:trPr>
+          <w:cantSplit/>
+        </w:trPr>
         <w:tc>
           <w:tcPr>
             <w:tcW w:w="2600" w:type="dxa"/>
@@ -5681,6 +5791,9 @@
             <w:bottom w:w="0" w:type="dxa"/>
           </w:tblCellMar>
         </w:tblPrEx>
+        <w:trPr>
+          <w:cantSplit/>
+        </w:trPr>
         <w:tc>
           <w:tcPr>
             <w:tcW w:w="2600" w:type="dxa"/>
@@ -5749,6 +5862,9 @@
             <w:bottom w:w="0" w:type="dxa"/>
           </w:tblCellMar>
         </w:tblPrEx>
+        <w:trPr>
+          <w:cantSplit/>
+        </w:trPr>
         <w:tc>
           <w:tcPr>
             <w:tcW w:w="2600" w:type="dxa"/>
@@ -5817,6 +5933,9 @@
             <w:bottom w:w="0" w:type="dxa"/>
           </w:tblCellMar>
         </w:tblPrEx>
+        <w:trPr>
+          <w:cantSplit/>
+        </w:trPr>
         <w:tc>
           <w:tcPr>
             <w:tcW w:w="2600" w:type="dxa"/>
@@ -5886,6 +6005,9 @@
             <w:bottom w:w="0" w:type="dxa"/>
           </w:tblCellMar>
         </w:tblPrEx>
+        <w:trPr>
+          <w:cantSplit/>
+        </w:trPr>
         <w:tc>
           <w:tcPr>
             <w:tcW w:w="2600" w:type="dxa"/>
@@ -5972,6 +6094,9 @@
             <w:bottom w:w="0" w:type="dxa"/>
           </w:tblCellMar>
         </w:tblPrEx>
+        <w:trPr>
+          <w:cantSplit/>
+        </w:trPr>
         <w:tc>
           <w:tcPr>
             <w:tcW w:w="2600" w:type="dxa"/>
@@ -6070,6 +6195,9 @@
             <w:bottom w:w="0" w:type="dxa"/>
           </w:tblCellMar>
         </w:tblPrEx>
+        <w:trPr>
+          <w:cantSplit/>
+        </w:trPr>
         <w:tc>
           <w:tcPr>
             <w:tcW w:w="2600" w:type="dxa"/>
@@ -6156,6 +6284,9 @@
             <w:bottom w:w="0" w:type="dxa"/>
           </w:tblCellMar>
         </w:tblPrEx>
+        <w:trPr>
+          <w:cantSplit/>
+        </w:trPr>
         <w:tc>
           <w:tcPr>
             <w:tcW w:w="2600" w:type="dxa"/>
@@ -6224,6 +6355,9 @@
             <w:bottom w:w="0" w:type="dxa"/>
           </w:tblCellMar>
         </w:tblPrEx>
+        <w:trPr>
+          <w:cantSplit/>
+        </w:trPr>
         <w:tc>
           <w:tcPr>
             <w:tcW w:w="2600" w:type="dxa"/>
@@ -6346,6 +6480,7 @@
         </w:tblPrEx>
         <w:trPr>
           <w:tblHeader/>
+          <w:cantSplit/>
         </w:trPr>
         <w:tc>
           <w:tcPr>
@@ -6457,6 +6592,9 @@
             <w:bottom w:w="0" w:type="dxa"/>
           </w:tblCellMar>
         </w:tblPrEx>
+        <w:trPr>
+          <w:cantSplit/>
+        </w:trPr>
         <w:tc>
           <w:tcPr>
             <w:tcW w:w="3600" w:type="dxa"/>
@@ -6545,7 +6683,7 @@
                 <w:sz w:val="20"/>
                 <w:szCs w:val="20"/>
               </w:rPr>
-              <w:t>Correct formula structure; result within ±$0.10 of answer key</w:t>
+              <w:t>Linked formula uses the stated DDM inputs and the denominator check passes</w:t>
             </w:r>
           </w:p>
         </w:tc>
@@ -6557,6 +6695,9 @@
             <w:bottom w:w="0" w:type="dxa"/>
           </w:tblCellMar>
         </w:tblPrEx>
+        <w:trPr>
+          <w:cantSplit/>
+        </w:trPr>
         <w:tc>
           <w:tcPr>
             <w:tcW w:w="3600" w:type="dxa"/>
@@ -6645,7 +6786,7 @@
                 <w:sz w:val="20"/>
                 <w:szCs w:val="20"/>
               </w:rPr>
-              <w:t>All three steps correct; formulas reference input cells (no hardcoding)</w:t>
+              <w:t>Enterprise value, pre-money equity value, and pre-IPO per-share bridge are linked and reconciled</w:t>
             </w:r>
           </w:p>
         </w:tc>
@@ -6657,6 +6798,9 @@
             <w:bottom w:w="0" w:type="dxa"/>
           </w:tblCellMar>
         </w:tblPrEx>
+        <w:trPr>
+          <w:cantSplit/>
+        </w:trPr>
         <w:tc>
           <w:tcPr>
             <w:tcW w:w="3600" w:type="dxa"/>
@@ -6745,7 +6889,7 @@
                 <w:sz w:val="20"/>
                 <w:szCs w:val="20"/>
               </w:rPr>
-              <w:t>Prices linked correctly; thoughtful interpretation sentence for each model</w:t>
+              <w:t>DDM, FCFF, P/E, and P/S are linked and compared with a reliability judgment</w:t>
             </w:r>
           </w:p>
         </w:tc>
@@ -6757,6 +6901,9 @@
             <w:bottom w:w="0" w:type="dxa"/>
           </w:tblCellMar>
         </w:tblPrEx>
+        <w:trPr>
+          <w:cantSplit/>
+        </w:trPr>
         <w:tc>
           <w:tcPr>
             <w:tcW w:w="3600" w:type="dxa"/>
@@ -6845,7 +6992,7 @@
                 <w:sz w:val="20"/>
                 <w:szCs w:val="20"/>
               </w:rPr>
-              <w:t xml:space="preserve">All </w:t>
+              <w:t>All three post-transaction balance sheets reconcile with sources and uses</w:t>
             </w:r>
             <w:proofErr w:type="gramStart"/>
             <w:r>
@@ -6854,7 +7001,6 @@
                 <w:sz w:val="20"/>
                 <w:szCs w:val="20"/>
               </w:rPr>
-              <w:t>six line</w:t>
             </w:r>
             <w:proofErr w:type="gramEnd"/>
             <w:r>
@@ -6863,7 +7009,6 @@
                 <w:sz w:val="20"/>
                 <w:szCs w:val="20"/>
               </w:rPr>
-              <w:t xml:space="preserve"> items adjusted correctly using Excel formulas</w:t>
             </w:r>
           </w:p>
         </w:tc>
@@ -6875,6 +7020,9 @@
             <w:bottom w:w="0" w:type="dxa"/>
           </w:tblCellMar>
         </w:tblPrEx>
+        <w:trPr>
+          <w:cantSplit/>
+        </w:trPr>
         <w:tc>
           <w:tcPr>
             <w:tcW w:w="3600" w:type="dxa"/>
@@ -6902,7 +7050,7 @@
                 <w:sz w:val="21"/>
                 <w:szCs w:val="21"/>
               </w:rPr>
-              <w:t>Tab 3: Six Financial Ratios (Pre &amp; Post)</w:t>
+              <w:t>Tab 3: Audited Ratios &amp; Per-Share Metrics</w:t>
             </w:r>
           </w:p>
         </w:tc>
@@ -6963,7 +7111,7 @@
                 <w:sz w:val="20"/>
                 <w:szCs w:val="20"/>
               </w:rPr>
-              <w:t>Correct formula for each ratio; cell references used throughout</w:t>
+              <w:t>Correct numerator and denominator for all nine metrics; formulas linked throughout</w:t>
             </w:r>
           </w:p>
         </w:tc>
@@ -6975,6 +7123,9 @@
             <w:bottom w:w="0" w:type="dxa"/>
           </w:tblCellMar>
         </w:tblPrEx>
+        <w:trPr>
+          <w:cantSplit/>
+        </w:trPr>
         <w:tc>
           <w:tcPr>
             <w:tcW w:w="3600" w:type="dxa"/>
@@ -7075,6 +7226,9 @@
             <w:bottom w:w="0" w:type="dxa"/>
           </w:tblCellMar>
         </w:tblPrEx>
+        <w:trPr>
+          <w:cantSplit/>
+        </w:trPr>
         <w:tc>
           <w:tcPr>
             <w:tcW w:w="3600" w:type="dxa"/>
@@ -7102,7 +7256,7 @@
                 <w:sz w:val="21"/>
                 <w:szCs w:val="21"/>
               </w:rPr>
-              <w:t>Tab 4: Three-Scenario Ratio Table</w:t>
+              <w:t>Tab 4: Sources, Uses, Balance Sheets &amp; Checks</w:t>
             </w:r>
           </w:p>
         </w:tc>
@@ -7163,7 +7317,7 @@
                 <w:sz w:val="20"/>
                 <w:szCs w:val="20"/>
               </w:rPr>
-              <w:t>All 18 cells completed with correct formulas; results are logically consistent</w:t>
+              <w:t>All three scenarios reconcile proceeds, debt, cash, assets, equity, shares, and per-share outputs</w:t>
             </w:r>
           </w:p>
         </w:tc>
@@ -7175,6 +7329,9 @@
             <w:bottom w:w="0" w:type="dxa"/>
           </w:tblCellMar>
         </w:tblPrEx>
+        <w:trPr>
+          <w:cantSplit/>
+        </w:trPr>
         <w:tc>
           <w:tcPr>
             <w:tcW w:w="3600" w:type="dxa"/>
@@ -7202,7 +7359,7 @@
                 <w:sz w:val="21"/>
                 <w:szCs w:val="21"/>
               </w:rPr>
-              <w:t>Tab 4: Best Scenario Analysis</w:t>
+              <w:t>Tab 4: IPO Recommendation</w:t>
             </w:r>
           </w:p>
         </w:tc>
@@ -7263,7 +7420,7 @@
                 <w:sz w:val="20"/>
                 <w:szCs w:val="20"/>
               </w:rPr>
-              <w:t>Reasoned justification provided; answer is defensible given the ratios</w:t>
+              <w:t>Price and deployment recommendation cites valuation, reconciliation, per-share evidence, risk, and a monitoring trigger</w:t>
             </w:r>
           </w:p>
         </w:tc>
@@ -7301,6 +7458,9 @@
             <w:bottom w:w="0" w:type="dxa"/>
           </w:tblCellMar>
         </w:tblPrEx>
+        <w:trPr>
+          <w:cantSplit/>
+        </w:trPr>
         <w:tc>
           <w:tcPr>
             <w:tcW w:w="9360" w:type="dxa"/>
@@ -7408,7 +7568,7 @@
           <w:bCs/>
           <w:color w:val="1E2761"/>
         </w:rPr>
-        <w:t>✓</w:t>
+        <w:t>✓ Always use cell references instead of typing case numbers into formulas (for example, =revenue_cell-cost_cell).</w:t>
       </w:r>
       <w:r>
         <w:rPr>
@@ -7416,13 +7576,11 @@
           <w:bCs/>
           <w:color w:val="1E2761"/>
         </w:rPr>
-        <w:t xml:space="preserve"> </w:t>
       </w:r>
       <w:r>
         <w:rPr>
           <w:color w:val="1E293B"/>
         </w:rPr>
-        <w:t>Always use = cell references instead of typing numbers directly into formulas (e.g., =C7-C8, not =850000-255000).</w:t>
       </w:r>
     </w:p>
     <w:p>
@@ -7472,7 +7630,7 @@
           <w:bCs/>
           <w:color w:val="1E2761"/>
         </w:rPr>
-        <w:t>✓</w:t>
+        <w:t>✓ Check the order of magnitude, sign, units, and denominator of every output. If a result looks implausible, trace its precedents instead of guessing the expected answer.</w:t>
       </w:r>
       <w:r>
         <w:rPr>
@@ -7480,13 +7638,11 @@
           <w:bCs/>
           <w:color w:val="1E2761"/>
         </w:rPr>
-        <w:t xml:space="preserve"> </w:t>
       </w:r>
       <w:r>
         <w:rPr>
           <w:color w:val="1E293B"/>
         </w:rPr>
-        <w:t>Check the logic of your answer: the pre-IPO D/E ratio should be around 1.22x, not 10x or 0.01x. If your result looks wildly off, check your formula inputs.</w:t>
       </w:r>
     </w:p>
     <w:p>
@@ -7504,7 +7660,7 @@
           <w:bCs/>
           <w:color w:val="1E2761"/>
         </w:rPr>
-        <w:t>✓</w:t>
+        <w:t>✓ For scenario ratios, link to the reconciled scenario balance sheets and earnings schedule—not directly to the pre-IPO source data.</w:t>
       </w:r>
       <w:r>
         <w:rPr>
@@ -7512,13 +7668,11 @@
           <w:bCs/>
           <w:color w:val="1E2761"/>
         </w:rPr>
-        <w:t xml:space="preserve"> </w:t>
       </w:r>
       <w:r>
         <w:rPr>
           <w:color w:val="1E293B"/>
         </w:rPr>
-        <w:t>For Tab 3 Post-IPO ratios, build your formulas off the adjusted balance sheet values in the top section of Tab 3, not the raw Tab 1 data.</w:t>
       </w:r>
     </w:p>
     <w:p>
@@ -7666,7 +7820,7 @@
           <w:bCs/>
           <w:color w:val="1E2761"/>
         </w:rPr>
-        <w:t>✗</w:t>
+        <w:t>✗ Keep book equity, valuation equity, cash, and proceeds distinct. New book equity follows net primary proceeds; valuation equity follows the enterprise-to-equity bridge.</w:t>
       </w:r>
       <w:r>
         <w:rPr>
@@ -7674,41 +7828,35 @@
           <w:bCs/>
           <w:color w:val="1E2761"/>
         </w:rPr>
-        <w:t xml:space="preserve"> </w:t>
       </w:r>
       <w:r>
         <w:rPr>
           <w:color w:val="1E293B"/>
         </w:rPr>
-        <w:t xml:space="preserve">When calculating </w:t>
       </w:r>
       <w:proofErr w:type="gramStart"/>
       <w:r>
         <w:rPr>
           <w:color w:val="1E293B"/>
         </w:rPr>
-        <w:t>Post-IPO</w:t>
       </w:r>
       <w:proofErr w:type="gramEnd"/>
       <w:r>
         <w:rPr>
           <w:color w:val="1E293B"/>
         </w:rPr>
-        <w:t xml:space="preserve"> equity, remember it is </w:t>
       </w:r>
       <w:proofErr w:type="gramStart"/>
       <w:r>
         <w:rPr>
           <w:color w:val="1E293B"/>
         </w:rPr>
-        <w:t>Pre-IPO</w:t>
       </w:r>
       <w:proofErr w:type="gramEnd"/>
       <w:r>
         <w:rPr>
           <w:color w:val="1E293B"/>
         </w:rPr>
-        <w:t xml:space="preserve"> equity ($245M) plus all IPO proceeds ($400M) = $645M — not just the proceeds.</w:t>
       </w:r>
     </w:p>
     <w:p>
@@ -7726,7 +7874,7 @@
           <w:bCs/>
           <w:color w:val="1E2761"/>
         </w:rPr>
-        <w:t>✗</w:t>
+        <w:t>✗ A debt repayment cannot exceed existing debt. If a scenario produces zero interest expense, return N/M for interest coverage and explain the denominator.</w:t>
       </w:r>
       <w:r>
         <w:rPr>
@@ -7734,27 +7882,23 @@
           <w:bCs/>
           <w:color w:val="1E2761"/>
         </w:rPr>
-        <w:t xml:space="preserve"> </w:t>
       </w:r>
       <w:r>
         <w:rPr>
           <w:color w:val="1E293B"/>
         </w:rPr>
-        <w:t>For Scenario A (all debt paydown), interest expense becomes $0 — your Interest Coverage formula must handle a zero denominator. Consider using =IF(G12=0,"N/A</w:t>
       </w:r>
       <w:proofErr w:type="gramStart"/>
       <w:r>
         <w:rPr>
           <w:color w:val="1E293B"/>
         </w:rPr>
-        <w:t>",G</w:t>
       </w:r>
       <w:proofErr w:type="gramEnd"/>
       <w:r>
         <w:rPr>
           <w:color w:val="1E293B"/>
         </w:rPr>
-        <w:t>11/G12).</w:t>
       </w:r>
     </w:p>
     <w:p>
@@ -7845,6 +7989,9 @@
             <w:bottom w:w="0" w:type="dxa"/>
           </w:tblCellMar>
         </w:tblPrEx>
+        <w:trPr>
+          <w:cantSplit/>
+        </w:trPr>
         <w:tc>
           <w:tcPr>
             <w:tcW w:w="9360" w:type="dxa"/>
@@ -7891,7 +8038,7 @@
               <w:rPr>
                 <w:color w:val="1E293B"/>
               </w:rPr>
-              <w:t>All yellow cells on Tabs 2, 3, and 4 contain formulas (not blank, not hardcoded numbers)</w:t>
+              <w:t>All yellow calculation cells contain linked formulas; written-response cells contain complete evidence-based analysis</w:t>
             </w:r>
           </w:p>
           <w:p>
@@ -7907,7 +8054,7 @@
               <w:rPr>
                 <w:color w:val="1E293B"/>
               </w:rPr>
-              <w:t>Tab 2 shows both a DDM price and an FCF price with comparison text completed</w:t>
+              <w:t>Tab 2 shows DDM, FCFF, P/E, and P/S values, comparison text, and PASS valuation checks</w:t>
             </w:r>
           </w:p>
           <w:p>
@@ -7920,7 +8067,7 @@
               <w:spacing w:before="60" w:after="60"/>
             </w:pPr>
             <w:r>
-              <w:t>Tab 2a Net Income change table</w:t>
+              <w:t>Tab 2A shows reconciled scenario earnings, taxes, net income, EPS, and PASS identity checks</w:t>
             </w:r>
           </w:p>
           <w:p>
@@ -7936,7 +8083,7 @@
               <w:rPr>
                 <w:color w:val="1E293B"/>
               </w:rPr>
-              <w:t>Tab 3 shows all six ratios calculated for both Pre-IPO and Post-IPO</w:t>
+              <w:t>Tab 3 shows all nine audited metrics for the pre-IPO case and all three scenarios</w:t>
             </w:r>
           </w:p>
           <w:p>
@@ -7952,7 +8099,7 @@
               <w:rPr>
                 <w:color w:val="1E293B"/>
               </w:rPr>
-              <w:t>Tab 4 shows all three scenarios completed and the Best Scenario Analysis section filled in</w:t>
+              <w:t>Tab 4 shows all three sources-and-uses schedules, balance sheets, per-share bridges, PASS checks, and the final recommendation</w:t>
             </w:r>
           </w:p>
           <w:p>
